--- a/docs/design/VPSim_Platform_Spec.docx
+++ b/docs/design/VPSim_Platform_Spec.docx
@@ -20,7 +20,7 @@
           <w:sz w:val="19"/>
           <w:szCs w:val="19"/>
         </w:rPr>
-        <w:t xml:space="preserve">PLATFORM SPECIFICATION v2</w:t>
+        <w:t xml:space="preserve">⚠️ SUPERSEDED — historical record only</w:t>
       </w:r>
     </w:p>
     <w:p>
@@ -33,10 +33,10 @@
           <w:b/>
           <w:bCs/>
           <w:color w:val="13272F"/>
-          <w:sz w:val="72"/>
-          <w:szCs w:val="72"/>
-        </w:rPr>
-        <w:t xml:space="preserve">VPSim</w:t>
+          <w:sz w:val="56"/>
+          <w:szCs w:val="56"/>
+        </w:rPr>
+        <w:t xml:space="preserve">VPSim — Platform Specification v2</w:t>
       </w:r>
     </w:p>
     <w:p>
@@ -47,10 +47,10 @@
         <w:rPr>
           <w:rFonts w:ascii="Georgia" w:cs="Georgia" w:eastAsia="Georgia" w:hAnsi="Georgia"/>
           <w:color w:val="1F7A8C"/>
-          <w:sz w:val="26"/>
-          <w:szCs w:val="26"/>
-        </w:rPr>
-        <w:t xml:space="preserve">Admin Console · Accounts · Commercial Platform</w:t>
+          <w:sz w:val="24"/>
+          <w:szCs w:val="24"/>
+        </w:rPr>
+        <w:t xml:space="preserve">VPSim — Bias-Aware Virtual Patient Simulator</w:t>
       </w:r>
     </w:p>
     <w:p>
@@ -157,7 +157,7 @@
           <w:sz w:val="21"/>
           <w:szCs w:val="21"/>
         </w:rPr>
-        <w:t xml:space="preserve">Draft v2.0 — supersedes parts of v1</w:t>
+        <w:t xml:space="preserve">Superseded by docs/spec/</w:t>
       </w:r>
     </w:p>
     <w:p>
@@ -173,7 +173,7 @@
           <w:sz w:val="19"/>
           <w:szCs w:val="19"/>
         </w:rPr>
-        <w:t xml:space="preserve">Scope         </w:t>
+        <w:t xml:space="preserve">Part of       </w:t>
       </w:r>
       <w:r>
         <w:rPr>
@@ -181,7 +181,7 @@
           <w:sz w:val="21"/>
           <w:szCs w:val="21"/>
         </w:rPr>
-        <w:t xml:space="preserve">Research prototype → commercial B2C product</w:t>
+        <w:t xml:space="preserve">Historical — superseded</w:t>
       </w:r>
     </w:p>
     <w:p>
@@ -228,6 +228,120 @@
         </w:p>
       </w:sdtContent>
     </w:sdt>
+    <w:p>
+      <w:pPr>
+        <w:pStyle w:val="Heading2"/>
+        <w:spacing w:after="130" w:before="300"/>
+      </w:pPr>
+      <w:r>
+        <w:rPr>
+          <w:rFonts w:ascii="Georgia" w:cs="Georgia" w:eastAsia="Georgia" w:hAnsi="Georgia"/>
+          <w:b/>
+          <w:bCs/>
+          <w:color w:val="1F7A8C"/>
+          <w:sz w:val="25"/>
+          <w:szCs w:val="25"/>
+        </w:rPr>
+        <w:t xml:space="preserve">Admin Console, Accounts, and the Path to a Commercial Product</w:t>
+      </w:r>
+    </w:p>
+    <w:p>
+      <w:pPr>
+        <w:spacing w:after="120" w:before="60" w:line="300"/>
+      </w:pPr>
+      <w:r>
+        <w:rPr>
+          <w:b/>
+          <w:bCs/>
+          <w:color w:val="13272F"/>
+          <w:sz w:val="20"/>
+          <w:szCs w:val="20"/>
+        </w:rPr>
+        <w:t xml:space="preserve">Supersedes:</w:t>
+      </w:r>
+      <w:r>
+        <w:rPr>
+          <w:color w:val="13272F"/>
+          <w:sz w:val="20"/>
+          <w:szCs w:val="20"/>
+        </w:rPr>
+        <w:t xml:space="preserve"> parts of </w:t>
+      </w:r>
+      <w:r>
+        <w:rPr>
+          <w:rFonts w:ascii="Consolas" w:cs="Consolas" w:eastAsia="Consolas" w:hAnsi="Consolas"/>
+          <w:color w:val="B3651F"/>
+          <w:sz w:val="18"/>
+          <w:szCs w:val="18"/>
+        </w:rPr>
+        <w:t xml:space="preserve">SYSTEM_DESIGN.md</w:t>
+      </w:r>
+      <w:r>
+        <w:rPr>
+          <w:color w:val="13272F"/>
+          <w:sz w:val="20"/>
+          <w:szCs w:val="20"/>
+        </w:rPr>
+        <w:t xml:space="preserve"> v1 — see §0.3 for exactly which.</w:t>
+      </w:r>
+    </w:p>
+    <w:p>
+      <w:pPr>
+        <w:spacing w:after="120" w:before="60" w:line="300"/>
+      </w:pPr>
+      <w:r>
+        <w:rPr>
+          <w:b/>
+          <w:bCs/>
+          <w:color w:val="13272F"/>
+          <w:sz w:val="20"/>
+          <w:szCs w:val="20"/>
+        </w:rPr>
+        <w:t xml:space="preserve">Status:</w:t>
+      </w:r>
+      <w:r>
+        <w:rPr>
+          <w:color w:val="13272F"/>
+          <w:sz w:val="20"/>
+          <w:szCs w:val="20"/>
+        </w:rPr>
+        <w:t xml:space="preserve"> Draft v2.0 — for review</w:t>
+      </w:r>
+    </w:p>
+    <w:p>
+      <w:pPr>
+        <w:spacing w:after="120" w:before="60" w:line="300"/>
+      </w:pPr>
+      <w:r>
+        <w:rPr>
+          <w:b/>
+          <w:bCs/>
+          <w:color w:val="13272F"/>
+          <w:sz w:val="20"/>
+          <w:szCs w:val="20"/>
+        </w:rPr>
+        <w:t xml:space="preserve">Authors:</w:t>
+      </w:r>
+      <w:r>
+        <w:rPr>
+          <w:color w:val="13272F"/>
+          <w:sz w:val="20"/>
+          <w:szCs w:val="20"/>
+        </w:rPr>
+        <w:t xml:space="preserve"> Vraj Patel (202301408), Yogesh Bagotia (202301114)</w:t>
+      </w:r>
+    </w:p>
+    <w:p>
+      <w:pPr>
+        <w:pBdr>
+          <w:bottom w:val="single" w:color="D6E2E6" w:sz="6" w:space="2"/>
+        </w:pBdr>
+        <w:spacing w:after="120" w:before="120"/>
+      </w:pPr>
+      <w:r>
+        <w:t xml:space="preserve"/>
+      </w:r>
+    </w:p>
     <w:p>
       <w:r>
         <w:br w:type="page"/>
